--- a/data/templates/surat_undangan.docx
+++ b/data/templates/surat_undangan.docx
@@ -251,7 +251,7 @@
           <w:sz w:val="20"/>
           <w:szCs w:val="20"/>
         </w:rPr>
-        <w:t xml:space="preserve">               </w:t>
+        <w:t xml:space="preserve">        </w:t>
       </w:r>
       <w:r>
         <w:rPr>
@@ -457,6 +457,32 @@
           <w:szCs w:val="20"/>
         </w:rPr>
         <w:t>ama}}</w:t>
+      </w:r>
+    </w:p>
+    <w:p>
+      <w:pPr>
+        <w:pBdr>
+          <w:top w:val="nil"/>
+          <w:left w:val="nil"/>
+          <w:bottom w:val="nil"/>
+          <w:right w:val="nil"/>
+          <w:between w:val="nil"/>
+        </w:pBdr>
+        <w:spacing w:before="34"/>
+        <w:ind w:left="1299"/>
+        <w:rPr>
+          <w:color w:val="000000"/>
+          <w:sz w:val="20"/>
+          <w:szCs w:val="20"/>
+        </w:rPr>
+      </w:pPr>
+      <w:r>
+        <w:rPr>
+          <w:color w:val="000000"/>
+          <w:sz w:val="20"/>
+          <w:szCs w:val="20"/>
+        </w:rPr>
+        <w:t>{{Universitas}}</w:t>
       </w:r>
     </w:p>
     <w:p>
@@ -2918,7 +2944,7 @@
               </wp:anchor>
             </w:drawing>
           </mc:Choice>
-          <mc:Fallback xmlns:cr="http://schemas.microsoft.com/office/comments/2020/reactions" xmlns="http://schemas.microsoft.com/office/tasks/2019/documenttasks" xmlns:dgm="http://schemas.openxmlformats.org/drawingml/2006/diagram" xmlns:lc="http://schemas.openxmlformats.org/drawingml/2006/lockedCanvas" xmlns:c="http://schemas.openxmlformats.org/drawingml/2006/chart" xmlns:pic="http://schemas.openxmlformats.org/drawingml/2006/picture" xmlns:a="http://schemas.openxmlformats.org/drawingml/2006/main" xmlns:sl="http://schemas.openxmlformats.org/schemaLibrary/2006/main">
+          <mc:Fallback xmlns:sl="http://schemas.openxmlformats.org/schemaLibrary/2006/main" xmlns:a="http://schemas.openxmlformats.org/drawingml/2006/main" xmlns:pic="http://schemas.openxmlformats.org/drawingml/2006/picture" xmlns:c="http://schemas.openxmlformats.org/drawingml/2006/chart" xmlns:lc="http://schemas.openxmlformats.org/drawingml/2006/lockedCanvas" xmlns:dgm="http://schemas.openxmlformats.org/drawingml/2006/diagram" xmlns="http://schemas.microsoft.com/office/tasks/2019/documenttasks" xmlns:cr="http://schemas.microsoft.com/office/comments/2020/reactions">
             <w:drawing>
               <wp:anchor allowOverlap="1" behindDoc="0" distB="0" distT="0" distL="0" distR="0" hidden="0" layoutInCell="1" locked="0" relativeHeight="0" simplePos="0">
                 <wp:simplePos x="0" y="0"/>
@@ -5836,28 +5862,28 @@
 </file>
 
 <file path=customXml/item1.xml><?xml version="1.0" encoding="utf-8"?>
-<b:Sources xmlns:b="http://schemas.openxmlformats.org/officeDocument/2006/bibliography" xmlns="http://schemas.openxmlformats.org/officeDocument/2006/bibliography" SelectedStyle="\APASixthEditionOfficeOnline.xsl" StyleName="APA" Version="6"/>
-</file>
-
-<file path=customXml/item2.xml><?xml version="1.0" encoding="utf-8"?>
 <go:gDocsCustomXmlDataStorage xmlns:go="http://customooxmlschemas.google.com/" xmlns:r="http://schemas.openxmlformats.org/officeDocument/2006/relationships" uri="GoogleDocsCustomDataVersion2">
   <go:docsCustomData xmlns:go="http://customooxmlschemas.google.com/" roundtripDataSignature="AMtx7mhvWdX1FGiFpiXzQ8EoTPSFodop7Q==">CgMxLjA4AHIhMTZNaFNiMC1KX1h3Y19OQUQwQTVNSU1yazlTcVJyZ2RI</go:docsCustomData>
 </go:gDocsCustomXmlDataStorage>
 </file>
 
-<file path=customXml/itemProps1.xml><?xml version="1.0" encoding="utf-8"?>
-<ds:datastoreItem xmlns:ds="http://schemas.openxmlformats.org/officeDocument/2006/customXml" ds:itemID="{06624976-251D-4419-90C8-8E8AAB516615}">
-  <ds:schemaRefs>
-    <ds:schemaRef ds:uri="http://schemas.openxmlformats.org/officeDocument/2006/bibliography"/>
-  </ds:schemaRefs>
-</ds:datastoreItem>
+<file path=customXml/item2.xml><?xml version="1.0" encoding="utf-8"?>
+<b:Sources xmlns:b="http://schemas.openxmlformats.org/officeDocument/2006/bibliography" xmlns="http://schemas.openxmlformats.org/officeDocument/2006/bibliography" SelectedStyle="\APASixthEditionOfficeOnline.xsl" StyleName="APA" Version="6"/>
 </file>
 
-<file path=customXml/itemProps2.xml><?xml version="1.0" encoding="utf-8"?>
+<file path=customXml/itemProps1.xml><?xml version="1.0" encoding="utf-8"?>
 <ds:datastoreItem xmlns:ds="http://schemas.openxmlformats.org/officeDocument/2006/customXml" ds:itemID="{11111111-1234-1234-1234-123412341234}">
   <ds:schemaRefs>
     <ds:schemaRef ds:uri="http://customooxmlschemas.google.com/"/>
     <ds:schemaRef ds:uri="http://schemas.openxmlformats.org/officeDocument/2006/relationships"/>
   </ds:schemaRefs>
 </ds:datastoreItem>
+</file>
+
+<file path=customXml/itemProps2.xml><?xml version="1.0" encoding="utf-8"?>
+<ds:datastoreItem xmlns:ds="http://schemas.openxmlformats.org/officeDocument/2006/customXml" ds:itemID="{06624976-251D-4419-90C8-8E8AAB516615}">
+  <ds:schemaRefs>
+    <ds:schemaRef ds:uri="http://schemas.openxmlformats.org/officeDocument/2006/bibliography"/>
+  </ds:schemaRefs>
+</ds:datastoreItem>
 </file>